--- a/docs/Detailed Plan v2.docx
+++ b/docs/Detailed Plan v2.docx
@@ -1,6 +1,6 @@
 
 <file path=word/document.xml><?xml version="1.0" encoding="utf-8"?>
-<w:document xmlns:wpc="http://schemas.microsoft.com/office/word/2010/wordprocessingCanvas" xmlns:cx="http://schemas.microsoft.com/office/drawing/2014/chartex" xmlns:cx1="http://schemas.microsoft.com/office/drawing/2015/9/8/chartex" xmlns:cx2="http://schemas.microsoft.com/office/drawing/2015/10/21/chartex" xmlns:cx3="http://schemas.microsoft.com/office/drawing/2016/5/9/chartex" xmlns:cx4="http://schemas.microsoft.com/office/drawing/2016/5/10/chartex" xmlns:cx5="http://schemas.microsoft.com/office/drawing/2016/5/11/chartex" xmlns:cx6="http://schemas.microsoft.com/office/drawing/2016/5/12/chartex" xmlns:cx7="http://schemas.microsoft.com/office/drawing/2016/5/13/chartex" xmlns:cx8="http://schemas.microsoft.com/office/drawing/2016/5/14/chartex" xmlns:mc="http://schemas.openxmlformats.org/markup-compatibility/2006" xmlns:aink="http://schemas.microsoft.com/office/drawing/2016/ink" xmlns:am3d="http://schemas.microsoft.com/office/drawing/2017/model3d" xmlns:o="urn:schemas-microsoft-com:office:office" xmlns:oel="http://schemas.microsoft.com/office/2019/extlst" xmlns:r="http://schemas.openxmlformats.org/officeDocument/2006/relationships" xmlns:m="http://schemas.openxmlformats.org/officeDocument/2006/math" xmlns:v="urn:schemas-microsoft-com:vml" xmlns:wp14="http://schemas.microsoft.com/office/word/2010/wordprocessingDrawing" xmlns:wp="http://schemas.openxmlformats.org/drawingml/2006/wordprocessingDrawing" xmlns:w10="urn:schemas-microsoft-com:office:word" xmlns:w="http://schemas.openxmlformats.org/wordprocessingml/2006/main" xmlns:w14="http://schemas.microsoft.com/office/word/2010/wordml" xmlns:w15="http://schemas.microsoft.com/office/word/2012/wordml" xmlns:w16cei="http://schemas.microsoft.com/office/word/2026/wordml/cei" xmlns:w16cex="http://schemas.microsoft.com/office/word/2018/wordml/cex" xmlns:w16cid="http://schemas.microsoft.com/office/word/2016/wordml/cid" xmlns:w16="http://schemas.microsoft.com/office/word/2018/wordml" xmlns:w16du="http://schemas.microsoft.com/office/word/2023/wordml/word16du" xmlns:w16sdtdh="http://schemas.microsoft.com/office/word/2020/wordml/sdtdatahash" xmlns:w16sdtfl="http://schemas.microsoft.com/office/word/2024/wordml/sdtformatlock" xmlns:w16se="http://schemas.microsoft.com/office/word/2015/wordml/symex" xmlns:wpg="http://schemas.microsoft.com/office/word/2010/wordprocessingGroup" xmlns:wpi="http://schemas.microsoft.com/office/word/2010/wordprocessingInk" xmlns:wne="http://schemas.microsoft.com/office/word/2006/wordml" xmlns:wps="http://schemas.microsoft.com/office/word/2010/wordprocessingShape" mc:Ignorable="w14 w15 w16se w16cid w16 w16cex w16sdtdh w16sdtfl w16du wp14">
+<w:document xmlns:wpc="http://schemas.microsoft.com/office/word/2010/wordprocessingCanvas" xmlns:cx="http://schemas.microsoft.com/office/drawing/2014/chartex" xmlns:cx1="http://schemas.microsoft.com/office/drawing/2015/9/8/chartex" xmlns:cx2="http://schemas.microsoft.com/office/drawing/2015/10/21/chartex" xmlns:cx3="http://schemas.microsoft.com/office/drawing/2016/5/9/chartex" xmlns:cx4="http://schemas.microsoft.com/office/drawing/2016/5/10/chartex" xmlns:cx5="http://schemas.microsoft.com/office/drawing/2016/5/11/chartex" xmlns:cx6="http://schemas.microsoft.com/office/drawing/2016/5/12/chartex" xmlns:cx7="http://schemas.microsoft.com/office/drawing/2016/5/13/chartex" xmlns:cx8="http://schemas.microsoft.com/office/drawing/2016/5/14/chartex" xmlns:mc="http://schemas.openxmlformats.org/markup-compatibility/2006" xmlns:aink="http://schemas.microsoft.com/office/drawing/2016/ink" xmlns:am3d="http://schemas.microsoft.com/office/drawing/2017/model3d" xmlns:o="urn:schemas-microsoft-com:office:office" xmlns:oel="http://schemas.microsoft.com/office/2019/extlst" xmlns:r="http://schemas.openxmlformats.org/officeDocument/2006/relationships" xmlns:m="http://schemas.openxmlformats.org/officeDocument/2006/math" xmlns:v="urn:schemas-microsoft-com:vml" xmlns:wp14="http://schemas.microsoft.com/office/word/2010/wordprocessingDrawing" xmlns:wp="http://schemas.openxmlformats.org/drawingml/2006/wordprocessingDrawing" xmlns:w10="urn:schemas-microsoft-com:office:word" xmlns:w="http://schemas.openxmlformats.org/wordprocessingml/2006/main" xmlns:w14="http://schemas.microsoft.com/office/word/2010/wordml" xmlns:w15="http://schemas.microsoft.com/office/word/2012/wordml" xmlns:w16cex="http://schemas.microsoft.com/office/word/2018/wordml/cex" xmlns:w16cid="http://schemas.microsoft.com/office/word/2016/wordml/cid" xmlns:w16="http://schemas.microsoft.com/office/word/2018/wordml" xmlns:w16du="http://schemas.microsoft.com/office/word/2023/wordml/word16du" xmlns:w16sdtdh="http://schemas.microsoft.com/office/word/2020/wordml/sdtdatahash" xmlns:w16sdtfl="http://schemas.microsoft.com/office/word/2024/wordml/sdtformatlock" xmlns:w16se="http://schemas.microsoft.com/office/word/2015/wordml/symex" xmlns:wpg="http://schemas.microsoft.com/office/word/2010/wordprocessingGroup" xmlns:wpi="http://schemas.microsoft.com/office/word/2010/wordprocessingInk" xmlns:wne="http://schemas.microsoft.com/office/word/2006/wordml" xmlns:wps="http://schemas.microsoft.com/office/word/2010/wordprocessingShape" mc:Ignorable="w14 w15 w16se w16cid w16 w16cex w16sdtdh w16sdtfl w16du wp14">
   <w:body>
     <w:p>
       <w:pPr>
@@ -498,7 +498,15 @@
         <w:t>Description:</w:t>
       </w:r>
       <w:r>
-        <w:t xml:space="preserve"> Create C# Entity Models (User, Subject, Quiz, Question, QuizResult). Create ApplicationDbContext.cs inheriting from DbContext. Configure connection string in appsettings.json. </w:t>
+        <w:t xml:space="preserve"> Create C# Entity Models (User, Subject, Quiz, Question, QuizResult). Create ApplicationDbContext.cs inheriting from DbContext. Configure connection string in </w:t>
+      </w:r>
+      <w:proofErr w:type="gramStart"/>
+      <w:r>
+        <w:t>appsettings.json</w:t>
+      </w:r>
+      <w:proofErr w:type="gramEnd"/>
+      <w:r>
+        <w:t xml:space="preserve">. </w:t>
       </w:r>
     </w:p>
     <w:p>
@@ -602,7 +610,15 @@
         <w:t>Description:</w:t>
       </w:r>
       <w:r>
-        <w:t xml:space="preserve"> Create DbInitializer.cs to apply pending migrations on startup (context.Database.MigrateAsync()). Seed default test users and sample Subject data. </w:t>
+        <w:t xml:space="preserve"> Create DbInitializer.cs to apply pending migrations on startup (</w:t>
+      </w:r>
+      <w:proofErr w:type="gramStart"/>
+      <w:r>
+        <w:t>context.Database.MigrateAsync</w:t>
+      </w:r>
+      <w:proofErr w:type="gramEnd"/>
+      <w:r>
+        <w:t xml:space="preserve">()). Seed default test users and sample Subject data. </w:t>
       </w:r>
     </w:p>
     <w:p>
@@ -811,7 +827,31 @@
         <w:t>Description:</w:t>
       </w:r>
       <w:r>
-        <w:t xml:space="preserve"> Install Tailwind CSS v4, PostCSS, and DaisyUI v5. Configure @import "tailwindcss"; and @plugin "daisyui"; in src/styles.scss with the default theme (corporate or pastel). Create main app shell using DaisyUI .navbar, .menu, and main &lt;router-outlet&gt; container. </w:t>
+        <w:t xml:space="preserve"> Install Tailwind CSS v4, PostCSS, and DaisyUI v5. </w:t>
+      </w:r>
+      <w:proofErr w:type="gramStart"/>
+      <w:r>
+        <w:t>Configure @</w:t>
+      </w:r>
+      <w:proofErr w:type="gramEnd"/>
+      <w:r>
+        <w:t xml:space="preserve">import "tailwindcss"; </w:t>
+      </w:r>
+      <w:proofErr w:type="gramStart"/>
+      <w:r>
+        <w:t>and @</w:t>
+      </w:r>
+      <w:proofErr w:type="gramEnd"/>
+      <w:r>
+        <w:t xml:space="preserve">plugin "daisyui"; in src/styles.scss with the default theme (corporate or pastel). Create main app shell using </w:t>
+      </w:r>
+      <w:proofErr w:type="gramStart"/>
+      <w:r>
+        <w:t>DaisyUI .navbar, .menu</w:t>
+      </w:r>
+      <w:proofErr w:type="gramEnd"/>
+      <w:r>
+        <w:t xml:space="preserve">, and main &lt;router-outlet&gt; container. </w:t>
       </w:r>
     </w:p>
     <w:p>
@@ -915,7 +955,15 @@
         <w:t>Description:</w:t>
       </w:r>
       <w:r>
-        <w:t xml:space="preserve"> Set up Angular Router with routes for /login, /teacher/generator, /teacher/quizzes, /student/quizzes, /student/results, and /admin/dashboard. Create stub components styled with DaisyUI .card containers displaying placeholder text. </w:t>
+        <w:t xml:space="preserve"> Set up Angular Router with routes for /login, /teacher/generator, /teacher/quizzes, /student/quizzes, /student/results, and /admin/dashboard. Create stub components styled with </w:t>
+      </w:r>
+      <w:proofErr w:type="gramStart"/>
+      <w:r>
+        <w:t>DaisyUI .card</w:t>
+      </w:r>
+      <w:proofErr w:type="gramEnd"/>
+      <w:r>
+        <w:t xml:space="preserve"> containers displaying placeholder text. </w:t>
       </w:r>
     </w:p>
     <w:p>
@@ -1019,7 +1067,15 @@
         <w:t>Description:</w:t>
       </w:r>
       <w:r>
-        <w:t xml:space="preserve"> Create TypeScript interfaces matching C# entities. Create Angular services (QuizService, AuthService, AdminService) returning hardcoded Mock JSON arrays using RxJS of(). </w:t>
+        <w:t xml:space="preserve"> Create TypeScript interfaces matching C# entities. Create Angular services (QuizService, AuthService, AdminService) returning hardcoded Mock JSON arrays using RxJS </w:t>
+      </w:r>
+      <w:proofErr w:type="gramStart"/>
+      <w:r>
+        <w:t>of(</w:t>
+      </w:r>
+      <w:proofErr w:type="gramEnd"/>
+      <w:r>
+        <w:t xml:space="preserve">). </w:t>
       </w:r>
     </w:p>
     <w:p>
@@ -1214,7 +1270,15 @@
         </w:numPr>
       </w:pPr>
       <w:r>
-        <w:t xml:space="preserve">Role-based navigation and Route Guards restricting access between Teacher, Student, and Admin portals. </w:t>
+        <w:t xml:space="preserve">Role-based navigation and Route Guards </w:t>
+      </w:r>
+      <w:proofErr w:type="gramStart"/>
+      <w:r>
+        <w:t>restricting</w:t>
+      </w:r>
+      <w:proofErr w:type="gramEnd"/>
+      <w:r>
+        <w:t xml:space="preserve"> access between Teacher, Student, and Admin portals. </w:t>
       </w:r>
     </w:p>
     <w:p>
@@ -1319,11 +1383,26 @@
         <w:rPr>
           <w:b/>
           <w:bCs/>
+          <w:lang w:val="fr-CA"/>
         </w:rPr>
         <w:t>Description:</w:t>
       </w:r>
       <w:r>
-        <w:t xml:space="preserve"> Configure ASP.NET Core Identity. Implement JwtTokenService.cs to sign tokens with claims (UserId, Email, Role). Update appsettings.json with JWT parameters. </w:t>
+        <w:rPr>
+          <w:lang w:val="fr-CA"/>
+        </w:rPr>
+        <w:t xml:space="preserve"> Configure ASP.NET Core Identity. </w:t>
+      </w:r>
+      <w:r>
+        <w:t xml:space="preserve">Implement JwtTokenService.cs to sign tokens with claims (UserId, Email, Role). Update </w:t>
+      </w:r>
+      <w:proofErr w:type="gramStart"/>
+      <w:r>
+        <w:t>appsettings.json</w:t>
+      </w:r>
+      <w:proofErr w:type="gramEnd"/>
+      <w:r>
+        <w:t xml:space="preserve"> with JWT parameters. </w:t>
       </w:r>
     </w:p>
     <w:p>
@@ -1373,7 +1452,23 @@
           <w:b/>
           <w:bCs/>
         </w:rPr>
-        <w:t xml:space="preserve"> Ticket 2.2: [BE] Create AuthController Endpoints (login &amp; register)</w:t>
+        <w:t xml:space="preserve"> Ticket 2.2: [</w:t>
+      </w:r>
+      <w:proofErr w:type="gramStart"/>
+      <w:r>
+        <w:rPr>
+          <w:b/>
+          <w:bCs/>
+        </w:rPr>
+        <w:t>BE</w:t>
+      </w:r>
+      <w:proofErr w:type="gramEnd"/>
+      <w:r>
+        <w:rPr>
+          <w:b/>
+          <w:bCs/>
+        </w:rPr>
+        <w:t>] Create AuthController Endpoints (login &amp; register)</w:t>
       </w:r>
     </w:p>
     <w:p>
@@ -1427,7 +1522,31 @@
         <w:t>Description:</w:t>
       </w:r>
       <w:r>
-        <w:t xml:space="preserve"> Create AuthController.cs with POST /api/auth/login and POST /api/auth/register. /login returns { token, email, role }. Add [Authorize] attributes to test protected routes. </w:t>
+        <w:t xml:space="preserve"> Create AuthController.cs with POST /api/auth/login and POST /api/auth/register. /</w:t>
+      </w:r>
+      <w:proofErr w:type="gramStart"/>
+      <w:r>
+        <w:t>login</w:t>
+      </w:r>
+      <w:proofErr w:type="gramEnd"/>
+      <w:r>
+        <w:t xml:space="preserve"> returns </w:t>
+      </w:r>
+      <w:proofErr w:type="gramStart"/>
+      <w:r>
+        <w:t>{ token</w:t>
+      </w:r>
+      <w:proofErr w:type="gramEnd"/>
+      <w:r>
+        <w:t xml:space="preserve">, email, </w:t>
+      </w:r>
+      <w:proofErr w:type="gramStart"/>
+      <w:r>
+        <w:t>role }</w:t>
+      </w:r>
+      <w:proofErr w:type="gramEnd"/>
+      <w:r>
+        <w:t xml:space="preserve">. Add [Authorize] attributes to test protected routes. </w:t>
       </w:r>
     </w:p>
     <w:p>
@@ -1531,7 +1650,15 @@
         <w:t>Description:</w:t>
       </w:r>
       <w:r>
-        <w:t xml:space="preserve"> Build AuthService.ts to manage user state and store JWT tokens in localStorage. Build auth.interceptor.ts to automatically attach Authorization: Bearer &lt;token&gt; headers to outgoing requests. </w:t>
+        <w:t xml:space="preserve"> Build AuthService.ts to manage user state and store JWT tokens in localStorage. Build </w:t>
+      </w:r>
+      <w:proofErr w:type="gramStart"/>
+      <w:r>
+        <w:t>auth.interceptor</w:t>
+      </w:r>
+      <w:proofErr w:type="gramEnd"/>
+      <w:r>
+        <w:t xml:space="preserve">.ts to automatically attach Authorization: Bearer &lt;token&gt; headers to outgoing requests. </w:t>
       </w:r>
     </w:p>
     <w:p>
@@ -1636,7 +1763,15 @@
         <w:t>Description:</w:t>
       </w:r>
       <w:r>
-        <w:t xml:space="preserve"> Create Angular role.guard.ts inspecting logged-in user role. Protect routes so Students cannot access /teacher/* or /admin/* routes. Redirect unauthorized navigation. </w:t>
+        <w:t xml:space="preserve"> Create Angular </w:t>
+      </w:r>
+      <w:proofErr w:type="gramStart"/>
+      <w:r>
+        <w:t>role.guard</w:t>
+      </w:r>
+      <w:proofErr w:type="gramEnd"/>
+      <w:r>
+        <w:t xml:space="preserve">.ts inspecting logged-in user role. Protect routes so Students cannot access /teacher/* or /admin/* routes. Redirect unauthorized navigation. </w:t>
       </w:r>
     </w:p>
     <w:p>
@@ -1654,7 +1789,15 @@
         <w:t>Acceptance Criteria:</w:t>
       </w:r>
       <w:r>
-        <w:t xml:space="preserve"> Manually typing /teacher/generator as a Student redirects to /student/quizzes or /login. </w:t>
+        <w:t xml:space="preserve"> Manually typing /teacher/generator as a </w:t>
+      </w:r>
+      <w:proofErr w:type="gramStart"/>
+      <w:r>
+        <w:t>Student</w:t>
+      </w:r>
+      <w:proofErr w:type="gramEnd"/>
+      <w:r>
+        <w:t xml:space="preserve"> redirects to /student/quizzes or /login. </w:t>
       </w:r>
     </w:p>
     <w:p>
@@ -1740,7 +1883,39 @@
         <w:t>Description:</w:t>
       </w:r>
       <w:r>
-        <w:t xml:space="preserve"> Design login.component.html using DaisyUI .card, .card-body, .input, .input-bordered, and .btn-primary components. Add reactive form validation and DaisyUI .alert .alert-error feedback for failed logins. </w:t>
+        <w:t xml:space="preserve"> Design login.component.html using </w:t>
+      </w:r>
+      <w:proofErr w:type="gramStart"/>
+      <w:r>
+        <w:t>DaisyUI .card, .card</w:t>
+      </w:r>
+      <w:proofErr w:type="gramEnd"/>
+      <w:r>
+        <w:t>-body</w:t>
+      </w:r>
+      <w:proofErr w:type="gramStart"/>
+      <w:r>
+        <w:t>, .input, .input</w:t>
+      </w:r>
+      <w:proofErr w:type="gramEnd"/>
+      <w:r>
+        <w:t xml:space="preserve">-bordered, </w:t>
+      </w:r>
+      <w:proofErr w:type="gramStart"/>
+      <w:r>
+        <w:t>and .btn</w:t>
+      </w:r>
+      <w:proofErr w:type="gramEnd"/>
+      <w:r>
+        <w:t xml:space="preserve">-primary components. Add reactive form validation and </w:t>
+      </w:r>
+      <w:proofErr w:type="gramStart"/>
+      <w:r>
+        <w:t>DaisyUI .alert .alert</w:t>
+      </w:r>
+      <w:proofErr w:type="gramEnd"/>
+      <w:r>
+        <w:t xml:space="preserve">-error feedback for failed logins. </w:t>
       </w:r>
     </w:p>
     <w:p>
@@ -1758,7 +1933,15 @@
         <w:t>Acceptance Criteria:</w:t>
       </w:r>
       <w:r>
-        <w:t xml:space="preserve"> User can type credentials into a styled form and submit it to trigger AuthService.login(). </w:t>
+        <w:t xml:space="preserve"> User can type credentials into a styled form and submit </w:t>
+      </w:r>
+      <w:proofErr w:type="gramStart"/>
+      <w:r>
+        <w:t>it</w:t>
+      </w:r>
+      <w:proofErr w:type="gramEnd"/>
+      <w:r>
+        <w:t xml:space="preserve"> to trigger AuthService.login(). </w:t>
       </w:r>
     </w:p>
     <w:p>
@@ -1926,7 +2109,15 @@
         </w:numPr>
       </w:pPr>
       <w:r>
-        <w:t xml:space="preserve">Teacher Portal UI allowing teachers to submit topics, preview AI-generated questions in editable DaisyUI cards, make manual corrections, and publish quizzes. </w:t>
+        <w:t xml:space="preserve">Teacher Portal UI </w:t>
+      </w:r>
+      <w:proofErr w:type="gramStart"/>
+      <w:r>
+        <w:t>allowing</w:t>
+      </w:r>
+      <w:proofErr w:type="gramEnd"/>
+      <w:r>
+        <w:t xml:space="preserve"> teachers to submit topics, preview AI-generated questions in editable DaisyUI cards, make manual corrections, and publish quizzes. </w:t>
       </w:r>
     </w:p>
     <w:p>
@@ -2085,7 +2276,23 @@
           <w:b/>
           <w:bCs/>
         </w:rPr>
-        <w:t xml:space="preserve"> Ticket 3.2: [BE] Create Quiz Management Controller Endpoints</w:t>
+        <w:t xml:space="preserve"> Ticket 3.2: [</w:t>
+      </w:r>
+      <w:proofErr w:type="gramStart"/>
+      <w:r>
+        <w:rPr>
+          <w:b/>
+          <w:bCs/>
+        </w:rPr>
+        <w:t>BE</w:t>
+      </w:r>
+      <w:proofErr w:type="gramEnd"/>
+      <w:r>
+        <w:rPr>
+          <w:b/>
+          <w:bCs/>
+        </w:rPr>
+        <w:t>] Create Quiz Management Controller Endpoints</w:t>
       </w:r>
     </w:p>
     <w:p>
@@ -2139,7 +2346,15 @@
         <w:t>Description:</w:t>
       </w:r>
       <w:r>
-        <w:t xml:space="preserve"> Create QuizController.cs protected with [Authorize(Roles = "Teacher")]. Add POST /api/quiz/generate and POST /api/quiz/save. </w:t>
+        <w:t xml:space="preserve"> Create QuizController.cs protected with [</w:t>
+      </w:r>
+      <w:proofErr w:type="gramStart"/>
+      <w:r>
+        <w:t>Authorize(</w:t>
+      </w:r>
+      <w:proofErr w:type="gramEnd"/>
+      <w:r>
+        <w:t xml:space="preserve">Roles = "Teacher")]. Add POST /api/quiz/generate and POST /api/quiz/save. </w:t>
       </w:r>
     </w:p>
     <w:p>
@@ -2243,7 +2458,47 @@
         <w:t>Description:</w:t>
       </w:r>
       <w:r>
-        <w:t xml:space="preserve"> Build quiz-generator.component.ts/html using DaisyUI controls: .select for Subject/Difficulty, .input for Topic, and .range / .input for Question Count. Include a "Generate with AI" button (btn btn-primary) with loading spinner state (loading loading-spinner). </w:t>
+        <w:t xml:space="preserve"> Build quiz-</w:t>
+      </w:r>
+      <w:proofErr w:type="gramStart"/>
+      <w:r>
+        <w:t>generator.component</w:t>
+      </w:r>
+      <w:proofErr w:type="gramEnd"/>
+      <w:r>
+        <w:t>.ts/html using DaisyUI controls</w:t>
+      </w:r>
+      <w:proofErr w:type="gramStart"/>
+      <w:r>
+        <w:t>: .select</w:t>
+      </w:r>
+      <w:proofErr w:type="gramEnd"/>
+      <w:r>
+        <w:t xml:space="preserve"> for Subject/Difficulty</w:t>
+      </w:r>
+      <w:proofErr w:type="gramStart"/>
+      <w:r>
+        <w:t>, .input</w:t>
+      </w:r>
+      <w:proofErr w:type="gramEnd"/>
+      <w:r>
+        <w:t xml:space="preserve"> for Topic, </w:t>
+      </w:r>
+      <w:proofErr w:type="gramStart"/>
+      <w:r>
+        <w:t>and .range</w:t>
+      </w:r>
+      <w:proofErr w:type="gramEnd"/>
+      <w:r>
+        <w:t xml:space="preserve"> </w:t>
+      </w:r>
+      <w:proofErr w:type="gramStart"/>
+      <w:r>
+        <w:t>/ .input</w:t>
+      </w:r>
+      <w:proofErr w:type="gramEnd"/>
+      <w:r>
+        <w:t xml:space="preserve"> for Question Count. Include a "Generate with AI" button (btn btn-primary) with loading spinner state (loading loading-spinner). </w:t>
       </w:r>
     </w:p>
     <w:p>
@@ -2348,7 +2603,23 @@
         <w:t>Description:</w:t>
       </w:r>
       <w:r>
-        <w:t xml:space="preserve"> Build quiz-preview.component.ts/html rendering generated questions in editable DaisyUI cards (card bg-base-100 border border-base-200). Allow teachers to inline-edit question text, option choices, correct keys, or delete questions. Add a "Publish Quiz" button. </w:t>
+        <w:t xml:space="preserve"> Build quiz-</w:t>
+      </w:r>
+      <w:proofErr w:type="gramStart"/>
+      <w:r>
+        <w:t>preview.component</w:t>
+      </w:r>
+      <w:proofErr w:type="gramEnd"/>
+      <w:r>
+        <w:t>.ts/html rendering generated questions in editable DaisyUI cards (card bg-base-</w:t>
+      </w:r>
+      <w:proofErr w:type="gramStart"/>
+      <w:r>
+        <w:t>100 border</w:t>
+      </w:r>
+      <w:proofErr w:type="gramEnd"/>
+      <w:r>
+        <w:t xml:space="preserve"> border-base-200). Allow teachers to inline-edit question text, option choices, correct keys, or delete questions. Add a "Publish Quiz" button. </w:t>
       </w:r>
     </w:p>
     <w:p>
@@ -2366,7 +2637,15 @@
         <w:t>Acceptance Criteria:</w:t>
       </w:r>
       <w:r>
-        <w:t xml:space="preserve"> Teacher can edit AI suggestions directly on screen and save published quiz to DB. </w:t>
+        <w:t xml:space="preserve"> Teacher can edit AI suggestions directly on screen and save published </w:t>
+      </w:r>
+      <w:proofErr w:type="gramStart"/>
+      <w:r>
+        <w:t>quiz</w:t>
+      </w:r>
+      <w:proofErr w:type="gramEnd"/>
+      <w:r>
+        <w:t xml:space="preserve"> to DB. </w:t>
       </w:r>
     </w:p>
     <w:p>
@@ -2452,7 +2731,15 @@
         <w:t>Description:</w:t>
       </w:r>
       <w:r>
-        <w:t xml:space="preserve"> Build teacher-quiz-list.component.ts/html displaying created quizzes using DaisyUI table styling (table table-zebra). Display status tags using DaisyUI badges (badge badge-success, badge-ghost). </w:t>
+        <w:t xml:space="preserve"> Build teacher-quiz-</w:t>
+      </w:r>
+      <w:proofErr w:type="gramStart"/>
+      <w:r>
+        <w:t>list.component</w:t>
+      </w:r>
+      <w:proofErr w:type="gramEnd"/>
+      <w:r>
+        <w:t xml:space="preserve">.ts/html displaying created quizzes using DaisyUI table styling (table table-zebra). Display status tags using DaisyUI badges (badge badge-success, badge-ghost). </w:t>
       </w:r>
     </w:p>
     <w:p>
@@ -2862,7 +3149,23 @@
         <w:t>Description:</w:t>
       </w:r>
       <w:r>
-        <w:t xml:space="preserve"> Create AdminController.cs with [Authorize(Roles = "Admin")]. Create GET /api/admin/stats returning total registered users, total quizzes generated, and average score across all quizzes. </w:t>
+        <w:t xml:space="preserve"> Create AdminController.cs with [</w:t>
+      </w:r>
+      <w:proofErr w:type="gramStart"/>
+      <w:r>
+        <w:t>Authorize(</w:t>
+      </w:r>
+      <w:proofErr w:type="gramEnd"/>
+      <w:r>
+        <w:t>Roles = "Admin")]. Create GET /api/admin/</w:t>
+      </w:r>
+      <w:proofErr w:type="gramStart"/>
+      <w:r>
+        <w:t>stats</w:t>
+      </w:r>
+      <w:proofErr w:type="gramEnd"/>
+      <w:r>
+        <w:t xml:space="preserve"> returning total registered users, total quizzes generated, and average score across all quizzes. </w:t>
       </w:r>
     </w:p>
     <w:p>
@@ -2966,7 +3269,15 @@
         <w:t>Description:</w:t>
       </w:r>
       <w:r>
-        <w:t xml:space="preserve"> Build take-quiz.component.ts/html using DaisyUI radio controls (radio radio-primary), progress bars (progress progress-primary), and buttons. Include modal confirmation (modal) before submission. </w:t>
+        <w:t xml:space="preserve"> Build take-</w:t>
+      </w:r>
+      <w:proofErr w:type="gramStart"/>
+      <w:r>
+        <w:t>quiz.component</w:t>
+      </w:r>
+      <w:proofErr w:type="gramEnd"/>
+      <w:r>
+        <w:t xml:space="preserve">.ts/html using DaisyUI radio controls (radio radio-primary), progress bars (progress progress-primary), and buttons. Include modal confirmation (modal) before submission. </w:t>
       </w:r>
     </w:p>
     <w:p>
@@ -3071,7 +3382,31 @@
         <w:t>Description:</w:t>
       </w:r>
       <w:r>
-        <w:t xml:space="preserve"> Build quiz-result.component.ts/html using DaisyUI .card and .badge tags. Display percentage score, pass/fail badge, completion date, and link back to available quizzes. </w:t>
+        <w:t xml:space="preserve"> Build quiz-</w:t>
+      </w:r>
+      <w:proofErr w:type="gramStart"/>
+      <w:r>
+        <w:t>result.component</w:t>
+      </w:r>
+      <w:proofErr w:type="gramEnd"/>
+      <w:r>
+        <w:t xml:space="preserve">.ts/html using </w:t>
+      </w:r>
+      <w:proofErr w:type="gramStart"/>
+      <w:r>
+        <w:t>DaisyUI .card</w:t>
+      </w:r>
+      <w:proofErr w:type="gramEnd"/>
+      <w:r>
+        <w:t xml:space="preserve"> </w:t>
+      </w:r>
+      <w:proofErr w:type="gramStart"/>
+      <w:r>
+        <w:t>and .badge</w:t>
+      </w:r>
+      <w:proofErr w:type="gramEnd"/>
+      <w:r>
+        <w:t xml:space="preserve"> tags. Display percentage score, pass/fail badge, completion date, and link back to available quizzes. </w:t>
       </w:r>
     </w:p>
     <w:p>
@@ -3175,7 +3510,15 @@
         <w:t>Description:</w:t>
       </w:r>
       <w:r>
-        <w:t xml:space="preserve"> Build admin-dashboard.component.ts/html using DaisyUI stats containers (stats shadow bg-base-100). Display Total Users, Quizzes Generated, and Average Class Score with a table of recent activity. </w:t>
+        <w:t xml:space="preserve"> Build admin-</w:t>
+      </w:r>
+      <w:proofErr w:type="gramStart"/>
+      <w:r>
+        <w:t>dashboard.component</w:t>
+      </w:r>
+      <w:proofErr w:type="gramEnd"/>
+      <w:r>
+        <w:t xml:space="preserve">.ts/html using DaisyUI stats containers (stats shadow bg-base-100). Display Total Users, Quizzes Generated, and Average Class Score with a table of recent activity. </w:t>
       </w:r>
     </w:p>
     <w:p>
@@ -3574,7 +3917,15 @@
         <w:t>Description:</w:t>
       </w:r>
       <w:r>
-        <w:t xml:space="preserve"> Update environment.prod.ts with live production API URL. Compile production bundle (ng build --configuration=production) and deploy Angular app to Azure Static Web Apps or AWS S3/CloudFront. </w:t>
+        <w:t xml:space="preserve"> Update </w:t>
+      </w:r>
+      <w:proofErr w:type="gramStart"/>
+      <w:r>
+        <w:t>environment.prod</w:t>
+      </w:r>
+      <w:proofErr w:type="gramEnd"/>
+      <w:r>
+        <w:t xml:space="preserve">.ts with live production API URL. Compile production bundle (ng build --configuration=production) and deploy Angular app to Azure Static Web Apps or AWS S3/CloudFront. </w:t>
       </w:r>
     </w:p>
     <w:p>
@@ -4007,7 +4358,7 @@
 </file>
 
 <file path=word/numbering.xml><?xml version="1.0" encoding="utf-8"?>
-<w:numbering xmlns:wpc="http://schemas.microsoft.com/office/word/2010/wordprocessingCanvas" xmlns:cx="http://schemas.microsoft.com/office/drawing/2014/chartex" xmlns:cx1="http://schemas.microsoft.com/office/drawing/2015/9/8/chartex" xmlns:cx2="http://schemas.microsoft.com/office/drawing/2015/10/21/chartex" xmlns:cx3="http://schemas.microsoft.com/office/drawing/2016/5/9/chartex" xmlns:cx4="http://schemas.microsoft.com/office/drawing/2016/5/10/chartex" xmlns:cx5="http://schemas.microsoft.com/office/drawing/2016/5/11/chartex" xmlns:cx6="http://schemas.microsoft.com/office/drawing/2016/5/12/chartex" xmlns:cx7="http://schemas.microsoft.com/office/drawing/2016/5/13/chartex" xmlns:cx8="http://schemas.microsoft.com/office/drawing/2016/5/14/chartex" xmlns:mc="http://schemas.openxmlformats.org/markup-compatibility/2006" xmlns:aink="http://schemas.microsoft.com/office/drawing/2016/ink" xmlns:am3d="http://schemas.microsoft.com/office/drawing/2017/model3d" xmlns:o="urn:schemas-microsoft-com:office:office" xmlns:oel="http://schemas.microsoft.com/office/2019/extlst" xmlns:r="http://schemas.openxmlformats.org/officeDocument/2006/relationships" xmlns:m="http://schemas.openxmlformats.org/officeDocument/2006/math" xmlns:v="urn:schemas-microsoft-com:vml" xmlns:wp14="http://schemas.microsoft.com/office/word/2010/wordprocessingDrawing" xmlns:wp="http://schemas.openxmlformats.org/drawingml/2006/wordprocessingDrawing" xmlns:w10="urn:schemas-microsoft-com:office:word" xmlns:w="http://schemas.openxmlformats.org/wordprocessingml/2006/main" xmlns:w14="http://schemas.microsoft.com/office/word/2010/wordml" xmlns:w15="http://schemas.microsoft.com/office/word/2012/wordml" xmlns:w16cei="http://schemas.microsoft.com/office/word/2026/wordml/cei" xmlns:w16cex="http://schemas.microsoft.com/office/word/2018/wordml/cex" xmlns:w16cid="http://schemas.microsoft.com/office/word/2016/wordml/cid" xmlns:w16="http://schemas.microsoft.com/office/word/2018/wordml" xmlns:w16du="http://schemas.microsoft.com/office/word/2023/wordml/word16du" xmlns:w16sdtdh="http://schemas.microsoft.com/office/word/2020/wordml/sdtdatahash" xmlns:w16sdtfl="http://schemas.microsoft.com/office/word/2024/wordml/sdtformatlock" xmlns:w16se="http://schemas.microsoft.com/office/word/2015/wordml/symex" xmlns:wpg="http://schemas.microsoft.com/office/word/2010/wordprocessingGroup" xmlns:wpi="http://schemas.microsoft.com/office/word/2010/wordprocessingInk" xmlns:wne="http://schemas.microsoft.com/office/word/2006/wordml" xmlns:wps="http://schemas.microsoft.com/office/word/2010/wordprocessingShape" mc:Ignorable="w14 w15 w16se w16cid w16 w16cex w16sdtdh w16sdtfl w16du wp14">
+<w:numbering xmlns:wpc="http://schemas.microsoft.com/office/word/2010/wordprocessingCanvas" xmlns:cx="http://schemas.microsoft.com/office/drawing/2014/chartex" xmlns:cx1="http://schemas.microsoft.com/office/drawing/2015/9/8/chartex" xmlns:cx2="http://schemas.microsoft.com/office/drawing/2015/10/21/chartex" xmlns:cx3="http://schemas.microsoft.com/office/drawing/2016/5/9/chartex" xmlns:cx4="http://schemas.microsoft.com/office/drawing/2016/5/10/chartex" xmlns:cx5="http://schemas.microsoft.com/office/drawing/2016/5/11/chartex" xmlns:cx6="http://schemas.microsoft.com/office/drawing/2016/5/12/chartex" xmlns:cx7="http://schemas.microsoft.com/office/drawing/2016/5/13/chartex" xmlns:cx8="http://schemas.microsoft.com/office/drawing/2016/5/14/chartex" xmlns:mc="http://schemas.openxmlformats.org/markup-compatibility/2006" xmlns:aink="http://schemas.microsoft.com/office/drawing/2016/ink" xmlns:am3d="http://schemas.microsoft.com/office/drawing/2017/model3d" xmlns:o="urn:schemas-microsoft-com:office:office" xmlns:oel="http://schemas.microsoft.com/office/2019/extlst" xmlns:r="http://schemas.openxmlformats.org/officeDocument/2006/relationships" xmlns:m="http://schemas.openxmlformats.org/officeDocument/2006/math" xmlns:v="urn:schemas-microsoft-com:vml" xmlns:wp14="http://schemas.microsoft.com/office/word/2010/wordprocessingDrawing" xmlns:wp="http://schemas.openxmlformats.org/drawingml/2006/wordprocessingDrawing" xmlns:w10="urn:schemas-microsoft-com:office:word" xmlns:w="http://schemas.openxmlformats.org/wordprocessingml/2006/main" xmlns:w14="http://schemas.microsoft.com/office/word/2010/wordml" xmlns:w15="http://schemas.microsoft.com/office/word/2012/wordml" xmlns:w16cex="http://schemas.microsoft.com/office/word/2018/wordml/cex" xmlns:w16cid="http://schemas.microsoft.com/office/word/2016/wordml/cid" xmlns:w16="http://schemas.microsoft.com/office/word/2018/wordml" xmlns:w16du="http://schemas.microsoft.com/office/word/2023/wordml/word16du" xmlns:w16sdtdh="http://schemas.microsoft.com/office/word/2020/wordml/sdtdatahash" xmlns:w16sdtfl="http://schemas.microsoft.com/office/word/2024/wordml/sdtformatlock" xmlns:w16se="http://schemas.microsoft.com/office/word/2015/wordml/symex" xmlns:wpg="http://schemas.microsoft.com/office/word/2010/wordprocessingGroup" xmlns:wpi="http://schemas.microsoft.com/office/word/2010/wordprocessingInk" xmlns:wne="http://schemas.microsoft.com/office/word/2006/wordml" xmlns:wps="http://schemas.microsoft.com/office/word/2010/wordprocessingShape" mc:Ignorable="w14 w15 w16se w16cid w16 w16cex w16sdtdh w16sdtfl w16du wp14">
   <w:abstractNum w:abstractNumId="0" w15:restartNumberingAfterBreak="0">
     <w:nsid w:val="05124656"/>
     <w:multiLevelType w:val="multilevel"/>
@@ -10156,7 +10507,6 @@
     <w:name w:val="Normal"/>
     <w:qFormat/>
     <w:rPr>
-      <w:noProof/>
       <w:lang w:val="en-US"/>
     </w:rPr>
   </w:style>
@@ -10362,6 +10712,7 @@
   <w:style w:type="character" w:default="1" w:styleId="DefaultParagraphFont">
     <w:name w:val="Default Paragraph Font"/>
     <w:uiPriority w:val="1"/>
+    <w:semiHidden/>
     <w:unhideWhenUsed/>
   </w:style>
   <w:style w:type="table" w:default="1" w:styleId="TableNormal">
